--- a/PROYECTO TECNICO/PROTOCOLO.docx
+++ b/PROYECTO TECNICO/PROTOCOLO.docx
@@ -21137,19 +21137,17 @@
     <w:bookmarkStart w:id="14" w:name="_Toc224977211" w:displacedByCustomXml="next"/>
     <w:sdt>
       <w:sdtPr>
+        <w:rPr>
+          <w:rFonts w:asciiTheme="minorHAnsi" w:eastAsiaTheme="minorHAnsi" w:hAnsiTheme="minorHAnsi" w:cstheme="minorBidi"/>
+          <w:sz w:val="22"/>
+          <w:szCs w:val="22"/>
+        </w:rPr>
         <w:id w:val="1063829224"/>
         <w:docPartObj>
           <w:docPartGallery w:val="Bibliographies"/>
           <w:docPartUnique/>
         </w:docPartObj>
       </w:sdtPr>
-      <w:sdtEndPr>
-        <w:rPr>
-          <w:rFonts w:asciiTheme="minorHAnsi" w:eastAsiaTheme="minorHAnsi" w:hAnsiTheme="minorHAnsi" w:cstheme="minorBidi"/>
-          <w:sz w:val="22"/>
-          <w:szCs w:val="22"/>
-        </w:rPr>
-      </w:sdtEndPr>
       <w:sdtContent>
         <w:p>
           <w:pPr>
@@ -24869,6 +24867,171 @@
 </file>
 
 <file path=customXml/item1.xml><?xml version="1.0" encoding="utf-8"?>
+<b:Sources xmlns:b="http://schemas.openxmlformats.org/officeDocument/2006/bibliography" xmlns="http://schemas.openxmlformats.org/officeDocument/2006/bibliography" SelectedStyle="\APASixthEditionOfficeOnline.xsl" StyleName="APA" Version="6">
+  <b:Source>
+    <b:Tag>ezo26</b:Tag>
+    <b:SourceType>InternetSite</b:SourceType>
+    <b:Guid>{1D2C2555-CDCB-4EA2-9E3A-2939CD55C7E9}</b:Guid>
+    <b:LCID>es-419</b:LCID>
+    <b:Author>
+      <b:Author>
+        <b:Corporate>ezo</b:Corporate>
+      </b:Author>
+    </b:Author>
+    <b:Title>ezo</b:Title>
+    <b:InternetSiteTitle>ezo</b:InternetSiteTitle>
+    <b:Year>2026</b:Year>
+    <b:Month>Marzo</b:Month>
+    <b:URL>https://ezo.io/ezofficeinventory/solutions/tool-tracking-software/</b:URL>
+    <b:RefOrder>1</b:RefOrder>
+  </b:Source>
+  <b:Source>
+    <b:Tag>Ama26</b:Tag>
+    <b:SourceType>InternetSite</b:SourceType>
+    <b:Guid>{4D97F1E3-C1AD-4E0D-B922-5F3DE6798A72}</b:Guid>
+    <b:Author>
+      <b:Author>
+        <b:Corporate>Amazon</b:Corporate>
+      </b:Author>
+    </b:Author>
+    <b:Title>Amazon</b:Title>
+    <b:InternetSiteTitle>AWS</b:InternetSiteTitle>
+    <b:Year>2026</b:Year>
+    <b:Month>Marzo</b:Month>
+    <b:URL>https://aws.amazon.com/es/free/?trk=94605f2f-daa6-44bf-8f2a-2ec32272f654&amp;sc_channel=ps&amp;ef_id=CjwKCAjwjtTNBhB0EiwAuswYhh3oyXxh5IaouXCK9zkR78X3wtPVDWTO66ICu9MGSG689Hj2POqFsBoCfywQAvD_BwE:G:s&amp;s_kwcid=AL!4422!3!798517445913!e!!g!!azure!23600693670!19320971566</b:URL>
+    <b:RefOrder>2</b:RefOrder>
+  </b:Source>
+  <b:Source>
+    <b:Tag>Rai26</b:Tag>
+    <b:SourceType>InternetSite</b:SourceType>
+    <b:Guid>{D127E11F-2C56-452F-AD2D-166E52AFC70F}</b:Guid>
+    <b:Author>
+      <b:Author>
+        <b:Corporate>Railway</b:Corporate>
+      </b:Author>
+    </b:Author>
+    <b:Title>Railway</b:Title>
+    <b:InternetSiteTitle>Railwar Documentation</b:InternetSiteTitle>
+    <b:Year>2026</b:Year>
+    <b:Month>Marzo</b:Month>
+    <b:URL>https://docs.railway.com/</b:URL>
+    <b:RefOrder>3</b:RefOrder>
+  </b:Source>
+  <b:Source>
+    <b:Tag>Mic261</b:Tag>
+    <b:SourceType>InternetSite</b:SourceType>
+    <b:Guid>{FADA0418-3C1C-4BD4-9D29-F459CEBB55CD}</b:Guid>
+    <b:Author>
+      <b:Author>
+        <b:Corporate>Microsoft</b:Corporate>
+      </b:Author>
+    </b:Author>
+    <b:Title>Microsoft Azure</b:Title>
+    <b:InternetSiteTitle>¿Qué es Java Spring Boot?</b:InternetSiteTitle>
+    <b:Year>2026</b:Year>
+    <b:Month>Marzo</b:Month>
+    <b:URL>https://azure.microsoft.com/es-mx/resources/cloud-computing-dictionary/what-is-java-spring-boot</b:URL>
+    <b:RefOrder>4</b:RefOrder>
+  </b:Source>
+  <b:Source>
+    <b:Tag>Mic26</b:Tag>
+    <b:SourceType>InternetSite</b:SourceType>
+    <b:Guid>{244B091C-5766-4BB7-8E6C-73167A7DB73B}</b:Guid>
+    <b:Author>
+      <b:Author>
+        <b:Corporate>Microsoft</b:Corporate>
+      </b:Author>
+    </b:Author>
+    <b:Title>Microsoft Azure</b:Title>
+    <b:InternetSiteTitle>Microsoft Azure</b:InternetSiteTitle>
+    <b:Year>2026</b:Year>
+    <b:Month>Marzo</b:Month>
+    <b:URL>https://azure.microsoft.com/es-mx/pricing/free-services</b:URL>
+    <b:RefOrder>5</b:RefOrder>
+  </b:Source>
+  <b:Source>
+    <b:Tag>Spr26</b:Tag>
+    <b:SourceType>InternetSite</b:SourceType>
+    <b:Guid>{215E4380-43B0-4306-8F80-6BF0779AFEE4}</b:Guid>
+    <b:Author>
+      <b:Author>
+        <b:Corporate>Spring Boot</b:Corporate>
+      </b:Author>
+    </b:Author>
+    <b:Title>Spring Boot</b:Title>
+    <b:InternetSiteTitle>Spring Boot Documentation</b:InternetSiteTitle>
+    <b:Year>2026</b:Year>
+    <b:Month>Marzo</b:Month>
+    <b:URL>https://docs.spring.io/spring-boot/index.html</b:URL>
+    <b:RefOrder>6</b:RefOrder>
+  </b:Source>
+  <b:Source>
+    <b:Tag>MyS26</b:Tag>
+    <b:SourceType>InternetSite</b:SourceType>
+    <b:Guid>{88036719-0424-48FF-A679-0E1960A86B52}</b:Guid>
+    <b:Author>
+      <b:Author>
+        <b:Corporate>MySQL</b:Corporate>
+      </b:Author>
+    </b:Author>
+    <b:Title>MySQL</b:Title>
+    <b:InternetSiteTitle>MySQL Community Edition</b:InternetSiteTitle>
+    <b:Year>2026</b:Year>
+    <b:Month>Marzo</b:Month>
+    <b:URL>https://www.mysql.com/products/community/</b:URL>
+    <b:RefOrder>7</b:RefOrder>
+  </b:Source>
+  <b:Source>
+    <b:Tag>Ado26</b:Tag>
+    <b:SourceType>InternetSite</b:SourceType>
+    <b:Guid>{EDECA9CA-FDE5-469B-A24E-2656772DB83D}</b:Guid>
+    <b:Author>
+      <b:Author>
+        <b:Corporate>Adoptium</b:Corporate>
+      </b:Author>
+    </b:Author>
+    <b:Title>Aduptium</b:Title>
+    <b:InternetSiteTitle>Documentation</b:InternetSiteTitle>
+    <b:Year>2026</b:Year>
+    <b:Month>Marzo</b:Month>
+    <b:URL>https://adoptium.net/es/docs</b:URL>
+    <b:RefOrder>8</b:RefOrder>
+  </b:Source>
+  <b:Source>
+    <b:Tag>JET26</b:Tag>
+    <b:SourceType>InternetSite</b:SourceType>
+    <b:Guid>{44F1242E-EF15-40FA-8B9F-12FE12CB02CB}</b:Guid>
+    <b:Author>
+      <b:Author>
+        <b:Corporate>JETBRAINS</b:Corporate>
+      </b:Author>
+    </b:Author>
+    <b:Title>Intellij IDEA</b:Title>
+    <b:InternetSiteTitle>El IDE líder para el desarrollo profesional</b:InternetSiteTitle>
+    <b:Year>2026</b:Year>
+    <b:Month>Marzo</b:Month>
+    <b:URL>https://www.jetbrains.com/es-es/idea/</b:URL>
+    <b:RefOrder>9</b:RefOrder>
+  </b:Source>
+</b:Sources>
+</file>
+
+<file path=customXml/item2.xml><?xml version="1.0" encoding="utf-8"?>
+<?mso-contentType ?>
+<FormTemplates xmlns="http://schemas.microsoft.com/sharepoint/v3/contenttype/forms">
+  <Display>DocumentLibraryForm</Display>
+  <Edit>DocumentLibraryForm</Edit>
+  <New>DocumentLibraryForm</New>
+</FormTemplates>
+</file>
+
+<file path=customXml/item3.xml><?xml version="1.0" encoding="utf-8"?>
+<p:properties xmlns:p="http://schemas.microsoft.com/office/2006/metadata/properties" xmlns:xsi="http://www.w3.org/2001/XMLSchema-instance" xmlns:pc="http://schemas.microsoft.com/office/infopath/2007/PartnerControls">
+  <documentManagement/>
+</p:properties>
+</file>
+
+<file path=customXml/item4.xml><?xml version="1.0" encoding="utf-8"?>
 <ct:contentTypeSchema xmlns:ct="http://schemas.microsoft.com/office/2006/metadata/contentType" xmlns:ma="http://schemas.microsoft.com/office/2006/metadata/properties/metaAttributes" ct:_="" ma:_="" ma:contentTypeName="Documento" ma:contentTypeID="0x010100C82E884F8C8CB1468CBDCC661C4CDA6E" ma:contentTypeVersion="10" ma:contentTypeDescription="Crear nuevo documento." ma:contentTypeScope="" ma:versionID="cd1ffd5763a8e513c071bbd7b1d09e28">
   <xsd:schema xmlns:xsd="http://www.w3.org/2001/XMLSchema" xmlns:xs="http://www.w3.org/2001/XMLSchema" xmlns:p="http://schemas.microsoft.com/office/2006/metadata/properties" xmlns:ns2="d6ea0177-aa23-4350-bc17-9f55fbb5b41e" targetNamespace="http://schemas.microsoft.com/office/2006/metadata/properties" ma:root="true" ma:fieldsID="c9bc7ca0fcbcbcea25be966d3be3210e" ns2:_="">
     <xsd:import namespace="d6ea0177-aa23-4350-bc17-9f55fbb5b41e"/>
@@ -25050,172 +25213,32 @@
 </ct:contentTypeSchema>
 </file>
 
-<file path=customXml/item2.xml><?xml version="1.0" encoding="utf-8"?>
-<p:properties xmlns:p="http://schemas.microsoft.com/office/2006/metadata/properties" xmlns:xsi="http://www.w3.org/2001/XMLSchema-instance" xmlns:pc="http://schemas.microsoft.com/office/infopath/2007/PartnerControls">
-  <documentManagement/>
-</p:properties>
+<file path=customXml/itemProps1.xml><?xml version="1.0" encoding="utf-8"?>
+<ds:datastoreItem xmlns:ds="http://schemas.openxmlformats.org/officeDocument/2006/customXml" ds:itemID="{7AF06504-D73F-4894-AAD1-9B3E3E2866BE}">
+  <ds:schemaRefs>
+    <ds:schemaRef ds:uri="http://schemas.openxmlformats.org/officeDocument/2006/bibliography"/>
+  </ds:schemaRefs>
+</ds:datastoreItem>
 </file>
 
-<file path=customXml/item3.xml><?xml version="1.0" encoding="utf-8"?>
-<?mso-contentType ?>
-<FormTemplates xmlns="http://schemas.microsoft.com/sharepoint/v3/contenttype/forms">
-  <Display>DocumentLibraryForm</Display>
-  <Edit>DocumentLibraryForm</Edit>
-  <New>DocumentLibraryForm</New>
-</FormTemplates>
+<file path=customXml/itemProps2.xml><?xml version="1.0" encoding="utf-8"?>
+<ds:datastoreItem xmlns:ds="http://schemas.openxmlformats.org/officeDocument/2006/customXml" ds:itemID="{6827135B-2A3E-40A5-A469-F5767ED865F6}">
+  <ds:schemaRefs>
+    <ds:schemaRef ds:uri="http://schemas.microsoft.com/sharepoint/v3/contenttype/forms"/>
+  </ds:schemaRefs>
+</ds:datastoreItem>
 </file>
 
-<file path=customXml/item4.xml><?xml version="1.0" encoding="utf-8"?>
-<b:Sources xmlns:b="http://schemas.openxmlformats.org/officeDocument/2006/bibliography" xmlns="http://schemas.openxmlformats.org/officeDocument/2006/bibliography" SelectedStyle="\APASixthEditionOfficeOnline.xsl" StyleName="APA" Version="6">
-  <b:Source>
-    <b:Tag>ezo26</b:Tag>
-    <b:SourceType>InternetSite</b:SourceType>
-    <b:Guid>{1D2C2555-CDCB-4EA2-9E3A-2939CD55C7E9}</b:Guid>
-    <b:LCID>es-419</b:LCID>
-    <b:Author>
-      <b:Author>
-        <b:Corporate>ezo</b:Corporate>
-      </b:Author>
-    </b:Author>
-    <b:Title>ezo</b:Title>
-    <b:InternetSiteTitle>ezo</b:InternetSiteTitle>
-    <b:Year>2026</b:Year>
-    <b:Month>Marzo</b:Month>
-    <b:URL>https://ezo.io/ezofficeinventory/solutions/tool-tracking-software/</b:URL>
-    <b:RefOrder>1</b:RefOrder>
-  </b:Source>
-  <b:Source>
-    <b:Tag>Ama26</b:Tag>
-    <b:SourceType>InternetSite</b:SourceType>
-    <b:Guid>{4D97F1E3-C1AD-4E0D-B922-5F3DE6798A72}</b:Guid>
-    <b:Author>
-      <b:Author>
-        <b:Corporate>Amazon</b:Corporate>
-      </b:Author>
-    </b:Author>
-    <b:Title>Amazon</b:Title>
-    <b:InternetSiteTitle>AWS</b:InternetSiteTitle>
-    <b:Year>2026</b:Year>
-    <b:Month>Marzo</b:Month>
-    <b:URL>https://aws.amazon.com/es/free/?trk=94605f2f-daa6-44bf-8f2a-2ec32272f654&amp;sc_channel=ps&amp;ef_id=CjwKCAjwjtTNBhB0EiwAuswYhh3oyXxh5IaouXCK9zkR78X3wtPVDWTO66ICu9MGSG689Hj2POqFsBoCfywQAvD_BwE:G:s&amp;s_kwcid=AL!4422!3!798517445913!e!!g!!azure!23600693670!19320971566</b:URL>
-    <b:RefOrder>2</b:RefOrder>
-  </b:Source>
-  <b:Source>
-    <b:Tag>Rai26</b:Tag>
-    <b:SourceType>InternetSite</b:SourceType>
-    <b:Guid>{D127E11F-2C56-452F-AD2D-166E52AFC70F}</b:Guid>
-    <b:Author>
-      <b:Author>
-        <b:Corporate>Railway</b:Corporate>
-      </b:Author>
-    </b:Author>
-    <b:Title>Railway</b:Title>
-    <b:InternetSiteTitle>Railwar Documentation</b:InternetSiteTitle>
-    <b:Year>2026</b:Year>
-    <b:Month>Marzo</b:Month>
-    <b:URL>https://docs.railway.com/</b:URL>
-    <b:RefOrder>3</b:RefOrder>
-  </b:Source>
-  <b:Source>
-    <b:Tag>Mic261</b:Tag>
-    <b:SourceType>InternetSite</b:SourceType>
-    <b:Guid>{FADA0418-3C1C-4BD4-9D29-F459CEBB55CD}</b:Guid>
-    <b:Author>
-      <b:Author>
-        <b:Corporate>Microsoft</b:Corporate>
-      </b:Author>
-    </b:Author>
-    <b:Title>Microsoft Azure</b:Title>
-    <b:InternetSiteTitle>¿Qué es Java Spring Boot?</b:InternetSiteTitle>
-    <b:Year>2026</b:Year>
-    <b:Month>Marzo</b:Month>
-    <b:URL>https://azure.microsoft.com/es-mx/resources/cloud-computing-dictionary/what-is-java-spring-boot</b:URL>
-    <b:RefOrder>4</b:RefOrder>
-  </b:Source>
-  <b:Source>
-    <b:Tag>Mic26</b:Tag>
-    <b:SourceType>InternetSite</b:SourceType>
-    <b:Guid>{244B091C-5766-4BB7-8E6C-73167A7DB73B}</b:Guid>
-    <b:Author>
-      <b:Author>
-        <b:Corporate>Microsoft</b:Corporate>
-      </b:Author>
-    </b:Author>
-    <b:Title>Microsoft Azure</b:Title>
-    <b:InternetSiteTitle>Microsoft Azure</b:InternetSiteTitle>
-    <b:Year>2026</b:Year>
-    <b:Month>Marzo</b:Month>
-    <b:URL>https://azure.microsoft.com/es-mx/pricing/free-services</b:URL>
-    <b:RefOrder>5</b:RefOrder>
-  </b:Source>
-  <b:Source>
-    <b:Tag>Spr26</b:Tag>
-    <b:SourceType>InternetSite</b:SourceType>
-    <b:Guid>{215E4380-43B0-4306-8F80-6BF0779AFEE4}</b:Guid>
-    <b:Author>
-      <b:Author>
-        <b:Corporate>Spring Boot</b:Corporate>
-      </b:Author>
-    </b:Author>
-    <b:Title>Spring Boot</b:Title>
-    <b:InternetSiteTitle>Spring Boot Documentation</b:InternetSiteTitle>
-    <b:Year>2026</b:Year>
-    <b:Month>Marzo</b:Month>
-    <b:URL>https://docs.spring.io/spring-boot/index.html</b:URL>
-    <b:RefOrder>6</b:RefOrder>
-  </b:Source>
-  <b:Source>
-    <b:Tag>MyS26</b:Tag>
-    <b:SourceType>InternetSite</b:SourceType>
-    <b:Guid>{88036719-0424-48FF-A679-0E1960A86B52}</b:Guid>
-    <b:Author>
-      <b:Author>
-        <b:Corporate>MySQL</b:Corporate>
-      </b:Author>
-    </b:Author>
-    <b:Title>MySQL</b:Title>
-    <b:InternetSiteTitle>MySQL Community Edition</b:InternetSiteTitle>
-    <b:Year>2026</b:Year>
-    <b:Month>Marzo</b:Month>
-    <b:URL>https://www.mysql.com/products/community/</b:URL>
-    <b:RefOrder>7</b:RefOrder>
-  </b:Source>
-  <b:Source>
-    <b:Tag>Ado26</b:Tag>
-    <b:SourceType>InternetSite</b:SourceType>
-    <b:Guid>{EDECA9CA-FDE5-469B-A24E-2656772DB83D}</b:Guid>
-    <b:Author>
-      <b:Author>
-        <b:Corporate>Adoptium</b:Corporate>
-      </b:Author>
-    </b:Author>
-    <b:Title>Aduptium</b:Title>
-    <b:InternetSiteTitle>Documentation</b:InternetSiteTitle>
-    <b:Year>2026</b:Year>
-    <b:Month>Marzo</b:Month>
-    <b:URL>https://adoptium.net/es/docs</b:URL>
-    <b:RefOrder>8</b:RefOrder>
-  </b:Source>
-  <b:Source>
-    <b:Tag>JET26</b:Tag>
-    <b:SourceType>InternetSite</b:SourceType>
-    <b:Guid>{44F1242E-EF15-40FA-8B9F-12FE12CB02CB}</b:Guid>
-    <b:Author>
-      <b:Author>
-        <b:Corporate>JETBRAINS</b:Corporate>
-      </b:Author>
-    </b:Author>
-    <b:Title>Intellij IDEA</b:Title>
-    <b:InternetSiteTitle>El IDE líder para el desarrollo profesional</b:InternetSiteTitle>
-    <b:Year>2026</b:Year>
-    <b:Month>Marzo</b:Month>
-    <b:URL>https://www.jetbrains.com/es-es/idea/</b:URL>
-    <b:RefOrder>9</b:RefOrder>
-  </b:Source>
-</b:Sources>
+<file path=customXml/itemProps3.xml><?xml version="1.0" encoding="utf-8"?>
+<ds:datastoreItem xmlns:ds="http://schemas.openxmlformats.org/officeDocument/2006/customXml" ds:itemID="{A7113ACA-534D-45A7-A633-1E8826686EFA}">
+  <ds:schemaRefs>
+    <ds:schemaRef ds:uri="http://schemas.microsoft.com/office/2006/metadata/properties"/>
+    <ds:schemaRef ds:uri="http://schemas.microsoft.com/office/infopath/2007/PartnerControls"/>
+  </ds:schemaRefs>
+</ds:datastoreItem>
 </file>
 
-<file path=customXml/itemProps1.xml><?xml version="1.0" encoding="utf-8"?>
+<file path=customXml/itemProps4.xml><?xml version="1.0" encoding="utf-8"?>
 <ds:datastoreItem xmlns:ds="http://schemas.openxmlformats.org/officeDocument/2006/customXml" ds:itemID="{9C5AD968-2784-4A27-A5D8-70CD188590F5}">
   <ds:schemaRefs>
     <ds:schemaRef ds:uri="http://schemas.microsoft.com/office/2006/metadata/contentType"/>
@@ -25231,29 +25254,4 @@
     <ds:schemaRef ds:uri="http://schemas.microsoft.com/internal/obd"/>
   </ds:schemaRefs>
 </ds:datastoreItem>
-</file>
-
-<file path=customXml/itemProps2.xml><?xml version="1.0" encoding="utf-8"?>
-<ds:datastoreItem xmlns:ds="http://schemas.openxmlformats.org/officeDocument/2006/customXml" ds:itemID="{A7113ACA-534D-45A7-A633-1E8826686EFA}">
-  <ds:schemaRefs>
-    <ds:schemaRef ds:uri="http://schemas.microsoft.com/office/2006/metadata/properties"/>
-    <ds:schemaRef ds:uri="http://schemas.microsoft.com/office/infopath/2007/PartnerControls"/>
-  </ds:schemaRefs>
-</ds:datastoreItem>
-</file>
-
-<file path=customXml/itemProps3.xml><?xml version="1.0" encoding="utf-8"?>
-<ds:datastoreItem xmlns:ds="http://schemas.openxmlformats.org/officeDocument/2006/customXml" ds:itemID="{6827135B-2A3E-40A5-A469-F5767ED865F6}">
-  <ds:schemaRefs>
-    <ds:schemaRef ds:uri="http://schemas.microsoft.com/sharepoint/v3/contenttype/forms"/>
-  </ds:schemaRefs>
-</ds:datastoreItem>
-</file>
-
-<file path=customXml/itemProps4.xml><?xml version="1.0" encoding="utf-8"?>
-<ds:datastoreItem xmlns:ds="http://schemas.openxmlformats.org/officeDocument/2006/customXml" ds:itemID="{7AF06504-D73F-4894-AAD1-9B3E3E2866BE}">
-  <ds:schemaRefs>
-    <ds:schemaRef ds:uri="http://schemas.openxmlformats.org/officeDocument/2006/bibliography"/>
-  </ds:schemaRefs>
-</ds:datastoreItem>
 </file>